--- a/00 Engineering/AROC-STD-0001 Project AROC Publishing Standard Rev0.1.docx
+++ b/00 Engineering/AROC-STD-0001 Project AROC Publishing Standard Rev0.1.docx
@@ -169,13 +169,8 @@
             <w:tcW w:type="dxa" w:w="5040"/>
           </w:tcPr>
           <w:p>
-            <w:r/>
             <w:r>
-              <w:rPr>
-                <w:b w:val="0"/>
-                <w:sz w:val="18"/>
-              </w:rPr>
-              <w:t>Draft for Review</w:t>
+              <w:t>Final / Approved for Review</w:t>
             </w:r>
           </w:p>
         </w:tc>
@@ -397,13 +392,8 @@
             <w:tcW w:type="dxa" w:w="5040"/>
           </w:tcPr>
           <w:p>
-            <w:r/>
             <w:r>
-              <w:rPr>
-                <w:b w:val="0"/>
-                <w:sz w:val="18"/>
-              </w:rPr>
-              <w:t>Draft for Review</w:t>
+              <w:t>Final / Approved for Review</w:t>
             </w:r>
           </w:p>
         </w:tc>
@@ -686,13 +676,8 @@
             <w:tcW w:type="dxa" w:w="2016"/>
           </w:tcPr>
           <w:p>
-            <w:r/>
             <w:r>
-              <w:rPr>
-                <w:b w:val="0"/>
-                <w:sz w:val="18"/>
-              </w:rPr>
-              <w:t>Draft</w:t>
+              <w:t>Final / Approved</w:t>
             </w:r>
           </w:p>
         </w:tc>
